--- a/信息可视化/Output/实验材料/信息可视化设计_实验报告封面_实验2_游戏班.docx
+++ b/信息可视化/Output/实验材料/信息可视化设计_实验报告封面_实验2_游戏班.docx
@@ -393,7 +393,7 @@
           <w:sz w:val="32"/>
           <w:szCs w:val="32"/>
         </w:rPr>
-        <w:t xml:space="preserve">2026.05.15</w:t>
+        <w:t>XXXX</w:t>
       </w:r>
     </w:p>
     <w:p>

--- a/信息可视化/Output/实验材料/信息可视化设计_实验报告封面_实验2_游戏班.docx
+++ b/信息可视化/Output/实验材料/信息可视化设计_实验报告封面_实验2_游戏班.docx
@@ -212,7 +212,7 @@
           <w:sz w:val="32"/>
           <w:szCs w:val="32"/>
         </w:rPr>
-        <w:t xml:space="preserve">静态图表设计</w:t>
+        <w:t xml:space="preserve">零代码图表映射与分析</w:t>
       </w:r>
     </w:p>
     <w:p>
@@ -410,6 +410,25 @@
     </w:p>
     <w:p>
       <w:pPr>
+        <w:widowControl/>
+        <w:jc w:val="left"/>
+        <w:rPr>
+          <w:color w:val="000000"/>
+          <w:sz w:val="30"/>
+          <w:szCs w:val="30"/>
+        </w:rPr>
+      </w:pPr>
+      <w:r>
+        <w:rPr>
+          <w:color w:val="000000"/>
+          <w:sz w:val="30"/>
+          <w:szCs w:val="30"/>
+        </w:rPr>
+        <w:br w:type="page"/>
+      </w:r>
+    </w:p>
+    <w:p>
+      <w:pPr>
         <w:spacing w:line="360" w:lineRule="auto"/>
         <w:rPr>
           <w:color w:val="000000"/>
@@ -445,7 +464,6 @@
           <w:sz w:val="44"/>
           <w:szCs w:val="44"/>
         </w:rPr>
-        <w:lastRenderedPageBreak/>
         <w:t>实验报告说明</w:t>
       </w:r>
     </w:p>
@@ -835,7 +853,6 @@
             <w:pPr>
               <w:jc w:val="center"/>
               <w:rPr>
-                <w:rFonts w:hint="eastAsia"/>
                 <w:sz w:val="24"/>
                 <w:szCs w:val="24"/>
               </w:rPr>
@@ -965,7 +982,7 @@
                 <w:sz w:val="24"/>
                 <w:szCs w:val="24"/>
               </w:rPr>
-              <w:t xml:space="preserve">（一）运用视觉编码理论（Munzner Marks &amp; Channels）为真实数据选择合理图表类型。</w:t>
+              <w:t xml:space="preserve">（一）掌握 RawGraphs 零代码可视化平台的完整工作流（数据加载→图表选择→通道映射→视觉定制→导出）。</w:t>
             </w:r>
           </w:p>
           <w:p>
@@ -985,7 +1002,7 @@
                 <w:sz w:val="24"/>
                 <w:szCs w:val="24"/>
               </w:rPr>
-              <w:t xml:space="preserve">（二）掌握使用 AI 辅助生成图表并通过 Figma 进行矢量精修的工作流。</w:t>
+              <w:t xml:space="preserve">（二）运用视觉编码理论（Munzner Marks &amp; Channels）为多维数据选择合理图表类型，理解不同图表类型揭示数据模式的差异。</w:t>
             </w:r>
           </w:p>
           <w:p>
@@ -1005,7 +1022,7 @@
                 <w:sz w:val="24"/>
                 <w:szCs w:val="24"/>
               </w:rPr>
-              <w:t xml:space="preserve">（三）能够撰写设计说明，阐述视觉通道映射逻辑与视觉隐喻意图。</w:t>
+              <w:t xml:space="preserve">（三）能够撰写设计说明，阐述视觉通道映射逻辑、数据洞察发现与零代码工具的局限性反思。</w:t>
             </w:r>
           </w:p>
           <w:p>
@@ -1013,7 +1030,6 @@
               <w:spacing w:line="288" w:lineRule="auto"/>
               <w:ind w:firstLineChars="200" w:firstLine="480"/>
               <w:rPr>
-                <w:rFonts w:hint="eastAsia"/>
                 <w:sz w:val="24"/>
                 <w:szCs w:val="24"/>
               </w:rPr>
@@ -1068,7 +1084,7 @@
                 <w:sz w:val="24"/>
                 <w:szCs w:val="24"/>
               </w:rPr>
-              <w:t xml:space="preserve">1. 硬件：个人计算机（学校机房或自备）</w:t>
+              <w:t xml:space="preserve">1. 硬件：个人计算机（学校机房或自备），需联网访问 RawGraphs 在线平台</w:t>
             </w:r>
           </w:p>
           <w:p>
@@ -1088,7 +1104,27 @@
                 <w:sz w:val="24"/>
                 <w:szCs w:val="24"/>
               </w:rPr>
-              <w:t xml:space="preserve">2. 软件：Windows 10+；ECharts / RAWGraphs / D3.js（AI 辅助生成）、Adobe Figma</w:t>
+              <w:t xml:space="preserve">2. 软件：浏览器（Chrome/Edge）；RawGraphs 2.0（https://app.rawgraphs.io/）</w:t>
+            </w:r>
+          </w:p>
+          <w:p>
+            <w:pPr>
+              <w:spacing w:line="288" w:lineRule="auto"/>
+              <w:ind w:firstLineChars="200" w:firstLine="480"/>
+              <w:rPr>
+                <w:rFonts w:ascii="SimSun" w:hAnsi="SimSun" w:cs="SimSun"/>
+                <w:sz w:val="24"/>
+                <w:szCs w:val="24"/>
+              </w:rPr>
+            </w:pPr>
+            <w:r>
+              <w:rPr>
+                <w:rStyle w:val="CommentReference"/>
+                <w:rFonts w:ascii="SimSun" w:hAnsi="SimSun" w:cs="SimSun" w:hint="eastAsia"/>
+                <w:sz w:val="24"/>
+                <w:szCs w:val="24"/>
+              </w:rPr>
+              <w:t xml:space="preserve">3. 数据：教师提供的校园采样数据集（student_data_expanded.csv）或 RawGraphs 内置示例数据集</w:t>
             </w:r>
           </w:p>
           <w:bookmarkEnd w:id="25"/>
@@ -1161,7 +1197,7 @@
                 <w:sz w:val="24"/>
                 <w:szCs w:val="24"/>
               </w:rPr>
-              <w:t xml:space="preserve">1. 基于实验一数据集，确定数据类型与分析任务（描述/比较/关系/分布）。</w:t>
+              <w:t xml:space="preserve">1. 在 RawGraphs 平台加载数据（粘贴 CSV 或使用内置示例），检查数据类型解析是否正确（分类型 vs 数值型）。</w:t>
             </w:r>
           </w:p>
           <w:p>
@@ -1180,7 +1216,7 @@
                 <w:sz w:val="24"/>
                 <w:szCs w:val="24"/>
               </w:rPr>
-              <w:t xml:space="preserve">2. 为每个任务选择合适的图表类型，说明视觉通道映射逻辑。</w:t>
+              <w:t xml:space="preserve">2. 从流向图（Alluvial Diagram）、小提琴图（Violin Plot）、蜂群图（Beeswarm Plot）等图表类型中配置维度到图表变量的通道映射。</w:t>
             </w:r>
           </w:p>
           <w:p>
@@ -1199,7 +1235,7 @@
                 <w:sz w:val="24"/>
                 <w:szCs w:val="24"/>
               </w:rPr>
-              <w:t xml:space="preserve">3. 使用 AI 辅助生成至少 3 种图表（柱状/折线/散点/树图/热力图，任选）。</w:t>
+              <w:t xml:space="preserve">3. 在 RawGraphs 的 Customize 面板中调整颜色、尺寸、标签等视觉参数。</w:t>
             </w:r>
           </w:p>
           <w:p>
@@ -1218,26 +1254,7 @@
                 <w:sz w:val="24"/>
                 <w:szCs w:val="24"/>
               </w:rPr>
-              <w:t xml:space="preserve">4. 使用 Figma 或 CSS 对图表进行配色、字体、布局精修。</w:t>
-            </w:r>
-          </w:p>
-          <w:p>
-            <w:pPr>
-              <w:spacing w:line="288" w:lineRule="auto"/>
-              <w:ind w:firstLineChars="200" w:firstLine="480"/>
-              <w:rPr>
-                <w:rFonts w:ascii="SimSun" w:hAnsi="SimSun" w:cs="SimSun"/>
-                <w:sz w:val="24"/>
-                <w:szCs w:val="24"/>
-              </w:rPr>
-            </w:pPr>
-            <w:r>
-              <w:rPr>
-                <w:rFonts w:ascii="SimSun" w:hAnsi="SimSun" w:cs="SimSun" w:hint="eastAsia"/>
-                <w:sz w:val="24"/>
-                <w:szCs w:val="24"/>
-              </w:rPr>
-              <w:t xml:space="preserve">5. 撰写设计说明：通道选择依据与视觉隐喻意图。</w:t>
+              <w:t xml:space="preserve">4. 撰写设计说明：通道选择依据、数据洞察发现与零代码工具局限性反思。</w:t>
             </w:r>
           </w:p>
           <w:p>
@@ -1426,6 +1443,8 @@
           </w:tcPr>
           <w:p>
             <w:pPr>
+              <w:spacing w:line="400" w:lineRule="exact"/>
+              <w:ind w:rightChars="193" w:right="405"/>
               <w:rPr>
                 <w:b/>
                 <w:bCs/>
@@ -1447,6 +1466,8 @@
           </w:p>
           <w:p>
             <w:pPr>
+              <w:spacing w:line="400" w:lineRule="exact"/>
+              <w:ind w:rightChars="193" w:right="405"/>
               <w:rPr>
                 <w:rFonts w:ascii="SimSun" w:hAnsi="SimSun" w:cs="SimSun"/>
                 <w:b/>
@@ -1458,6 +1479,8 @@
           </w:p>
           <w:p>
             <w:pPr>
+              <w:spacing w:line="400" w:lineRule="exact"/>
+              <w:ind w:rightChars="193" w:right="405"/>
               <w:rPr>
                 <w:rFonts w:ascii="SimSun" w:hAnsi="SimSun" w:cs="SimSun"/>
                 <w:b/>
@@ -1479,52 +1502,27 @@
           </w:p>
           <w:p>
             <w:pPr>
+              <w:spacing w:line="400" w:lineRule="exact"/>
+              <w:ind w:rightChars="193" w:right="405"/>
               <w:rPr>
                 <w:rFonts w:ascii="SimSun" w:hAnsi="SimSun" w:cs="SimSun"/>
                 <w:sz w:val="24"/>
                 <w:szCs w:val="24"/>
               </w:rPr>
             </w:pPr>
-          </w:p>
-          <w:p>
-            <w:pPr>
-              <w:rPr>
-                <w:rFonts w:ascii="SimSun" w:hAnsi="SimSun" w:cs="SimSun"/>
-                <w:sz w:val="24"/>
-                <w:szCs w:val="24"/>
-              </w:rPr>
-            </w:pPr>
-          </w:p>
-          <w:p>
-            <w:pPr>
-              <w:rPr>
-                <w:rFonts w:ascii="SimSun" w:hAnsi="SimSun" w:cs="SimSun"/>
-                <w:sz w:val="24"/>
-                <w:szCs w:val="24"/>
-              </w:rPr>
-            </w:pPr>
-          </w:p>
-          <w:p>
-            <w:pPr>
-              <w:rPr>
-                <w:rFonts w:ascii="SimSun" w:hAnsi="SimSun" w:cs="SimSun"/>
-                <w:sz w:val="24"/>
-                <w:szCs w:val="24"/>
-              </w:rPr>
-            </w:pPr>
-          </w:p>
-          <w:p>
-            <w:pPr>
-              <w:rPr>
-                <w:rFonts w:ascii="SimSun" w:hAnsi="SimSun" w:cs="SimSun"/>
-                <w:sz w:val="24"/>
-                <w:szCs w:val="24"/>
-              </w:rPr>
-            </w:pPr>
-          </w:p>
-          <w:p>
-            <w:pPr>
-              <w:ind w:firstLineChars="2100" w:firstLine="5060"/>
+            <w:r>
+              <w:rPr>
+                <w:rFonts w:ascii="SimSun" w:hAnsi="SimSun" w:cs="SimSun" w:hint="eastAsia"/>
+                <w:sz w:val="24"/>
+                <w:szCs w:val="24"/>
+              </w:rPr>
+              <w:t>{{comment}}</w:t>
+            </w:r>
+          </w:p>
+          <w:p>
+            <w:pPr>
+              <w:spacing w:line="400" w:lineRule="exact"/>
+              <w:ind w:rightChars="193" w:right="405" w:firstLineChars="2100" w:firstLine="5060"/>
               <w:rPr>
                 <w:rFonts w:ascii="SimSun" w:hAnsi="SimSun" w:cs="SimSun"/>
                 <w:sz w:val="24"/>
@@ -1541,9 +1539,19 @@
               </w:rPr>
               <w:t>评分：</w:t>
             </w:r>
-          </w:p>
-          <w:p>
-            <w:pPr>
+            <w:r>
+              <w:rPr>
+                <w:rFonts w:ascii="SimSun" w:hAnsi="SimSun" w:cs="SimSun" w:hint="eastAsia"/>
+                <w:sz w:val="24"/>
+                <w:szCs w:val="24"/>
+              </w:rPr>
+              <w:t>{{score}}</w:t>
+            </w:r>
+          </w:p>
+          <w:p>
+            <w:pPr>
+              <w:spacing w:line="400" w:lineRule="exact"/>
+              <w:ind w:rightChars="193" w:right="405"/>
               <w:rPr>
                 <w:rFonts w:ascii="SimSun" w:hAnsi="SimSun" w:cs="SimSun"/>
                 <w:sz w:val="24"/>
@@ -1554,10 +1562,12 @@
           <w:p>
             <w:pPr>
               <w:wordWrap w:val="0"/>
-              <w:ind w:firstLineChars="1700" w:firstLine="4096"/>
-              <w:rPr>
-                <w:sz w:val="32"/>
-                <w:szCs w:val="32"/>
+              <w:spacing w:line="400" w:lineRule="exact"/>
+              <w:ind w:rightChars="193" w:right="405" w:firstLineChars="1700" w:firstLine="4096"/>
+              <w:rPr>
+                <w:rFonts w:ascii="SimSun" w:hAnsi="SimSun" w:cs="SimSun"/>
+                <w:sz w:val="24"/>
+                <w:szCs w:val="24"/>
               </w:rPr>
             </w:pPr>
             <w:r>
@@ -1570,6 +1580,23 @@
               </w:rPr>
               <w:t>指导教师签字：</w:t>
             </w:r>
+            <w:r>
+              <w:rPr>
+                <w:rFonts w:ascii="SimSun" w:hAnsi="SimSun" w:cs="SimSun" w:hint="eastAsia"/>
+                <w:sz w:val="24"/>
+                <w:szCs w:val="24"/>
+              </w:rPr>
+              <w:t>{{sign}}</w:t>
+            </w:r>
+          </w:p>
+          <w:p>
+            <w:pPr>
+              <w:wordWrap w:val="0"/>
+              <w:rPr>
+                <w:sz w:val="32"/>
+                <w:szCs w:val="32"/>
+              </w:rPr>
+            </w:pPr>
           </w:p>
         </w:tc>
       </w:tr>

--- a/信息可视化/Output/实验材料/信息可视化设计_实验报告封面_实验2_游戏班.docx
+++ b/信息可视化/Output/实验材料/信息可视化设计_实验报告封面_实验2_游戏班.docx
@@ -212,7 +212,7 @@
           <w:sz w:val="32"/>
           <w:szCs w:val="32"/>
         </w:rPr>
-        <w:t xml:space="preserve">零代码图表映射与分析</w:t>
+        <w:t xml:space="preserve">网页信息提取与数据化</w:t>
       </w:r>
     </w:p>
     <w:p>
@@ -982,7 +982,7 @@
                 <w:sz w:val="24"/>
                 <w:szCs w:val="24"/>
               </w:rPr>
-              <w:t xml:space="preserve">（一）掌握 RawGraphs 零代码可视化平台的完整工作流（数据加载→图表选择→通道映射→视觉定制→导出）。</w:t>
+              <w:t xml:space="preserve">（一）掌握利用爬虫脚本或大语言模型（LLM）从网页中提取信息的策略。</w:t>
             </w:r>
           </w:p>
           <w:p>
@@ -1002,7 +1002,7 @@
                 <w:sz w:val="24"/>
                 <w:szCs w:val="24"/>
               </w:rPr>
-              <w:t xml:space="preserve">（二）运用视觉编码理论（Munzner Marks &amp; Channels）为多维数据选择合理图表类型，理解不同图表类型揭示数据模式的差异。</w:t>
+              <w:t xml:space="preserve">（二）能够清洗与整理非结构化信息，输出规范的结构化数据集（如 CSV / JSON）。</w:t>
             </w:r>
           </w:p>
           <w:p>
@@ -1022,7 +1022,7 @@
                 <w:sz w:val="24"/>
                 <w:szCs w:val="24"/>
               </w:rPr>
-              <w:t xml:space="preserve">（三）能够撰写设计说明，阐述视觉通道映射逻辑、数据洞察发现与零代码工具的局限性反思。</w:t>
+              <w:t xml:space="preserve">（三）理解"从信息到数据"的预处理流程对后续可视化分析的决定性作用。</w:t>
             </w:r>
           </w:p>
           <w:p>
@@ -1084,7 +1084,7 @@
                 <w:sz w:val="24"/>
                 <w:szCs w:val="24"/>
               </w:rPr>
-              <w:t xml:space="preserve">1. 硬件：个人计算机（学校机房或自备），需联网访问 RawGraphs 在线平台</w:t>
+              <w:t xml:space="preserve">1. 硬件：个人计算机</w:t>
             </w:r>
           </w:p>
           <w:p>
@@ -1104,27 +1104,7 @@
                 <w:sz w:val="24"/>
                 <w:szCs w:val="24"/>
               </w:rPr>
-              <w:t xml:space="preserve">2. 软件：浏览器（Chrome/Edge）；RawGraphs 2.0（https://app.rawgraphs.io/）</w:t>
-            </w:r>
-          </w:p>
-          <w:p>
-            <w:pPr>
-              <w:spacing w:line="288" w:lineRule="auto"/>
-              <w:ind w:firstLineChars="200" w:firstLine="480"/>
-              <w:rPr>
-                <w:rFonts w:ascii="SimSun" w:hAnsi="SimSun" w:cs="SimSun"/>
-                <w:sz w:val="24"/>
-                <w:szCs w:val="24"/>
-              </w:rPr>
-            </w:pPr>
-            <w:r>
-              <w:rPr>
-                <w:rStyle w:val="CommentReference"/>
-                <w:rFonts w:ascii="SimSun" w:hAnsi="SimSun" w:cs="SimSun" w:hint="eastAsia"/>
-                <w:sz w:val="24"/>
-                <w:szCs w:val="24"/>
-              </w:rPr>
-              <w:t xml:space="preserve">3. 数据：教师提供的校园采样数据集（student_data_expanded.csv）或 RawGraphs 内置示例数据集</w:t>
+              <w:t xml:space="preserve">2. 软件：浏览器、Python 爬虫环境或大语言模型辅助工具（ChatGPT/Claude 等）</w:t>
             </w:r>
           </w:p>
           <w:bookmarkEnd w:id="25"/>
@@ -1197,7 +1177,7 @@
                 <w:sz w:val="24"/>
                 <w:szCs w:val="24"/>
               </w:rPr>
-              <w:t xml:space="preserve">1. 在 RawGraphs 平台加载数据（粘贴 CSV 或使用内置示例），检查数据类型解析是否正确（分类型 vs 数值型）。</w:t>
+              <w:t xml:space="preserve">1. 确定数据来源：分析目标网页的 DOM 结构或文本模式。</w:t>
             </w:r>
           </w:p>
           <w:p>
@@ -1216,7 +1196,7 @@
                 <w:sz w:val="24"/>
                 <w:szCs w:val="24"/>
               </w:rPr>
-              <w:t xml:space="preserve">2. 从流向图（Alluvial Diagram）、小提琴图（Violin Plot）、蜂群图（Beeswarm Plot）等图表类型中配置维度到图表变量的通道映射。</w:t>
+              <w:t xml:space="preserve">2. 方案执行：编写轻量级爬虫脚本，或利用大模型进行模式识别与数据提取。</w:t>
             </w:r>
           </w:p>
           <w:p>
@@ -1235,7 +1215,7 @@
                 <w:sz w:val="24"/>
                 <w:szCs w:val="24"/>
               </w:rPr>
-              <w:t xml:space="preserve">3. 在 RawGraphs 的 Customize 面板中调整颜色、尺寸、标签等视觉参数。</w:t>
+              <w:t xml:space="preserve">3. 数据清洗：处理缺失值、格式化字段格式，导出为 CSV 或 JSON 文件。</w:t>
             </w:r>
           </w:p>
           <w:p>
@@ -1254,7 +1234,7 @@
                 <w:sz w:val="24"/>
                 <w:szCs w:val="24"/>
               </w:rPr>
-              <w:t xml:space="preserve">4. 撰写设计说明：通道选择依据、数据洞察发现与零代码工具局限性反思。</w:t>
+              <w:t xml:space="preserve">4. 撰写流程记录与心得。</w:t>
             </w:r>
           </w:p>
           <w:p>

--- a/信息可视化/Output/实验材料/信息可视化设计_实验报告封面_实验2_游戏班.docx
+++ b/信息可视化/Output/实验材料/信息可视化设计_实验报告封面_实验2_游戏班.docx
@@ -1104,7 +1104,7 @@
                 <w:sz w:val="24"/>
                 <w:szCs w:val="24"/>
               </w:rPr>
-              <w:t xml:space="preserve">2. 软件：浏览器、Python 爬虫环境或大语言模型辅助工具（ChatGPT/Claude 等）</w:t>
+              <w:t xml:space="preserve">2. 软件：现代浏览器（推荐 Chrome 或 Edge）、大语言模型辅助工具（如 ChatGPT、Claude 或 VSCode Agent）</w:t>
             </w:r>
           </w:p>
           <w:bookmarkEnd w:id="25"/>
@@ -1177,7 +1177,7 @@
                 <w:sz w:val="24"/>
                 <w:szCs w:val="24"/>
               </w:rPr>
-              <w:t xml:space="preserve">1. 确定数据来源：分析目标网页的 DOM 结构或文本模式。</w:t>
+              <w:t xml:space="preserve">1. 确定数据来源与分析规律：结合个人兴趣自主选定目标网页（严禁使用“豆瓣读书”等教学案例），并重点观察和归纳翻页时 URL 参数的路由变化规律。避开无限下拉瀑布流网页。</w:t>
             </w:r>
           </w:p>
           <w:p>
@@ -1196,7 +1196,26 @@
                 <w:sz w:val="24"/>
                 <w:szCs w:val="24"/>
               </w:rPr>
-              <w:t xml:space="preserve">2. 方案执行：编写轻量级爬虫脚本，或利用大模型进行模式识别与数据提取。</w:t>
+              <w:t xml:space="preserve">2. 获取结构模板：将目标网页右键“另存为”完整的本地 HTML 文件。</w:t>
+            </w:r>
+          </w:p>
+          <w:p>
+            <w:pPr>
+              <w:spacing w:line="288" w:lineRule="auto"/>
+              <w:ind w:firstLineChars="200" w:firstLine="480"/>
+              <w:rPr>
+                <w:rFonts w:ascii="SimSun" w:hAnsi="SimSun" w:cs="SimSun"/>
+                <w:sz w:val="24"/>
+                <w:szCs w:val="24"/>
+              </w:rPr>
+            </w:pPr>
+            <w:r>
+              <w:rPr>
+                <w:rFonts w:ascii="SimSun" w:hAnsi="SimSun" w:cs="SimSun" w:hint="eastAsia"/>
+                <w:sz w:val="24"/>
+                <w:szCs w:val="24"/>
+              </w:rPr>
+              <w:t xml:space="preserve">3. 方案执行：将 HTML 模板和 URL 翻页规律提交给大模型（Agent），要求其生成用于浏览器后台（Console）运行的 JavaScript 爬虫脚本。</w:t>
             </w:r>
           </w:p>
           <w:p>
